--- a/rag_data/food-guide.docx
+++ b/rag_data/food-guide.docx
@@ -1,6 +1,6 @@
 
 <file path=word/document.xml><?xml version="1.0" encoding="utf-8"?>
-<w:document xmlns:wpc="http://schemas.microsoft.com/office/word/2010/wordprocessingCanvas" xmlns:mc="http://schemas.openxmlformats.org/markup-compatibility/2006" xmlns:o="urn:schemas-microsoft-com:office:office" xmlns:r="http://schemas.openxmlformats.org/officeDocument/2006/relationships" xmlns:m="http://schemas.openxmlformats.org/officeDocument/2006/math" xmlns:v="urn:schemas-microsoft-com:vml" xmlns:wp14="http://schemas.microsoft.com/office/word/2010/wordprocessingDrawing" xmlns:wp="http://schemas.openxmlformats.org/drawingml/2006/wordprocessingDrawing" xmlns:w10="urn:schemas-microsoft-com:office:word" xmlns:w="http://schemas.openxmlformats.org/wordprocessingml/2006/main" xmlns:w14="http://schemas.microsoft.com/office/word/2010/wordml" xmlns:wpg="http://schemas.microsoft.com/office/word/2010/wordprocessingGroup" xmlns:wpi="http://schemas.microsoft.com/office/word/2010/wordprocessingInk" xmlns:wne="http://schemas.microsoft.com/office/word/2006/wordml" xmlns:wps="http://schemas.microsoft.com/office/word/2010/wordprocessingShape" mc:Ignorable="w14 wp14">
+<w:document xmlns:wpc="http://schemas.microsoft.com/office/word/2010/wordprocessingCanvas" xmlns:cx="http://schemas.microsoft.com/office/drawing/2014/chartex" xmlns:cx1="http://schemas.microsoft.com/office/drawing/2015/9/8/chartex" xmlns:cx2="http://schemas.microsoft.com/office/drawing/2015/10/21/chartex" xmlns:cx3="http://schemas.microsoft.com/office/drawing/2016/5/9/chartex" xmlns:cx4="http://schemas.microsoft.com/office/drawing/2016/5/10/chartex" xmlns:cx5="http://schemas.microsoft.com/office/drawing/2016/5/11/chartex" xmlns:cx6="http://schemas.microsoft.com/office/drawing/2016/5/12/chartex" xmlns:cx7="http://schemas.microsoft.com/office/drawing/2016/5/13/chartex" xmlns:cx8="http://schemas.microsoft.com/office/drawing/2016/5/14/chartex" xmlns:mc="http://schemas.openxmlformats.org/markup-compatibility/2006" xmlns:aink="http://schemas.microsoft.com/office/drawing/2016/ink" xmlns:am3d="http://schemas.microsoft.com/office/drawing/2017/model3d" xmlns:o="urn:schemas-microsoft-com:office:office" xmlns:oel="http://schemas.microsoft.com/office/2019/extlst" xmlns:r="http://schemas.openxmlformats.org/officeDocument/2006/relationships" xmlns:m="http://schemas.openxmlformats.org/officeDocument/2006/math" xmlns:v="urn:schemas-microsoft-com:vml" xmlns:wp14="http://schemas.microsoft.com/office/word/2010/wordprocessingDrawing" xmlns:wp="http://schemas.openxmlformats.org/drawingml/2006/wordprocessingDrawing" xmlns:w10="urn:schemas-microsoft-com:office:word" xmlns:w="http://schemas.openxmlformats.org/wordprocessingml/2006/main" xmlns:w14="http://schemas.microsoft.com/office/word/2010/wordml" xmlns:w15="http://schemas.microsoft.com/office/word/2012/wordml" xmlns:w16cex="http://schemas.microsoft.com/office/word/2018/wordml/cex" xmlns:w16cid="http://schemas.microsoft.com/office/word/2016/wordml/cid" xmlns:w16="http://schemas.microsoft.com/office/word/2018/wordml" xmlns:w16du="http://schemas.microsoft.com/office/word/2023/wordml/word16du" xmlns:w16sdtdh="http://schemas.microsoft.com/office/word/2020/wordml/sdtdatahash" xmlns:w16sdtfl="http://schemas.microsoft.com/office/word/2024/wordml/sdtformatlock" xmlns:w16se="http://schemas.microsoft.com/office/word/2015/wordml/symex" xmlns:wpg="http://schemas.microsoft.com/office/word/2010/wordprocessingGroup" xmlns:wpi="http://schemas.microsoft.com/office/word/2010/wordprocessingInk" xmlns:wne="http://schemas.microsoft.com/office/word/2006/wordml" xmlns:wps="http://schemas.microsoft.com/office/word/2010/wordprocessingShape" mc:Ignorable="w14 w15 w16se w16cid w16 w16cex w16sdtdh w16sdtfl w16du wp14">
   <w:body>
     <w:p>
       <w:pPr>
@@ -12,8 +12,6 @@
           <w:b/>
         </w:rPr>
       </w:pPr>
-      <w:bookmarkStart w:id="0" w:name="_GoBack"/>
-      <w:bookmarkEnd w:id="0"/>
       <w:r>
         <w:rPr>
           <w:b/>
@@ -118,7 +116,15 @@
         <w:t>Fluid milk</w:t>
       </w:r>
       <w:r>
-        <w:t>: Least expensive brand, Fat Free, 1% Lowfat,</w:t>
+        <w:t xml:space="preserve">: Least expensive brand, Fat Free, 1% </w:t>
+      </w:r>
+      <w:proofErr w:type="spellStart"/>
+      <w:r>
+        <w:t>Lowfat</w:t>
+      </w:r>
+      <w:proofErr w:type="spellEnd"/>
+      <w:r>
+        <w:t>,</w:t>
       </w:r>
       <w:r>
         <w:t xml:space="preserve"> 2% Reduced Fat, Whole milk</w:t>
@@ -137,7 +143,15 @@
         <w:t>Evaporated or dry milk</w:t>
       </w:r>
       <w:r>
-        <w:t>: Any brand, Whole, Lowfat or Fat Free</w:t>
+        <w:t xml:space="preserve">: Any brand, Whole, </w:t>
+      </w:r>
+      <w:proofErr w:type="spellStart"/>
+      <w:r>
+        <w:t>Lowfat</w:t>
+      </w:r>
+      <w:proofErr w:type="spellEnd"/>
+      <w:r>
+        <w:t xml:space="preserve"> or Fat Free</w:t>
       </w:r>
     </w:p>
     <w:p>
@@ -148,7 +162,15 @@
         <w:t>Long-Life milk</w:t>
       </w:r>
       <w:r>
-        <w:t>: Any brand, Whole, Lowfat, or Fat Free</w:t>
+        <w:t xml:space="preserve">: Any brand, Whole, </w:t>
+      </w:r>
+      <w:proofErr w:type="spellStart"/>
+      <w:r>
+        <w:t>Lowfat</w:t>
+      </w:r>
+      <w:proofErr w:type="spellEnd"/>
+      <w:r>
+        <w:t>, or Fat Free</w:t>
       </w:r>
     </w:p>
     <w:p>
@@ -177,11 +199,19 @@
       </w:r>
     </w:p>
     <w:p>
-      <w:r>
-        <w:rPr>
-          <w:b/>
-        </w:rPr>
-        <w:t>16 ounce package only</w:t>
+      <w:proofErr w:type="gramStart"/>
+      <w:r>
+        <w:rPr>
+          <w:b/>
+        </w:rPr>
+        <w:t>16 ounce</w:t>
+      </w:r>
+      <w:proofErr w:type="gramEnd"/>
+      <w:r>
+        <w:rPr>
+          <w:b/>
+        </w:rPr>
+        <w:t xml:space="preserve"> package only</w:t>
       </w:r>
     </w:p>
     <w:p/>
@@ -378,11 +408,19 @@
           <w:b/>
         </w:rPr>
       </w:pPr>
-      <w:r>
-        <w:rPr>
-          <w:b/>
-        </w:rPr>
-        <w:t xml:space="preserve">32 ounce container only, </w:t>
+      <w:proofErr w:type="gramStart"/>
+      <w:r>
+        <w:rPr>
+          <w:b/>
+        </w:rPr>
+        <w:t>32 ounce</w:t>
+      </w:r>
+      <w:proofErr w:type="gramEnd"/>
+      <w:r>
+        <w:rPr>
+          <w:b/>
+        </w:rPr>
+        <w:t xml:space="preserve"> container only, </w:t>
       </w:r>
       <w:r>
         <w:rPr>
@@ -567,11 +605,19 @@
           <w:b/>
         </w:rPr>
       </w:pPr>
-      <w:r>
-        <w:rPr>
-          <w:b/>
-        </w:rPr>
-        <w:t>16 ounce loaf</w:t>
+      <w:proofErr w:type="gramStart"/>
+      <w:r>
+        <w:rPr>
+          <w:b/>
+        </w:rPr>
+        <w:t>16 ounce</w:t>
+      </w:r>
+      <w:proofErr w:type="gramEnd"/>
+      <w:r>
+        <w:rPr>
+          <w:b/>
+        </w:rPr>
+        <w:t xml:space="preserve"> loaf</w:t>
       </w:r>
     </w:p>
     <w:p>
@@ -954,11 +1000,19 @@
         </w:rPr>
         <w:t xml:space="preserve"> </w:t>
       </w:r>
-      <w:r>
-        <w:rPr>
-          <w:color w:val="000000"/>
-        </w:rPr>
-        <w:t>Shaws, Trucchi’s</w:t>
+      <w:proofErr w:type="spellStart"/>
+      <w:r>
+        <w:rPr>
+          <w:color w:val="000000"/>
+        </w:rPr>
+        <w:t>Shaws</w:t>
+      </w:r>
+      <w:proofErr w:type="spellEnd"/>
+      <w:r>
+        <w:rPr>
+          <w:color w:val="000000"/>
+        </w:rPr>
+        <w:t>, Trucchi’s</w:t>
       </w:r>
     </w:p>
     <w:p>
@@ -996,11 +1050,19 @@
           <w:b/>
         </w:rPr>
       </w:pPr>
-      <w:r>
-        <w:rPr>
-          <w:b/>
-        </w:rPr>
-        <w:t>16 ounce package</w:t>
+      <w:proofErr w:type="gramStart"/>
+      <w:r>
+        <w:rPr>
+          <w:b/>
+        </w:rPr>
+        <w:t>16 ounce</w:t>
+      </w:r>
+      <w:proofErr w:type="gramEnd"/>
+      <w:r>
+        <w:rPr>
+          <w:b/>
+        </w:rPr>
+        <w:t xml:space="preserve"> package</w:t>
       </w:r>
     </w:p>
     <w:p>
@@ -1054,7 +1116,15 @@
         <w:t xml:space="preserve">National Brands: </w:t>
       </w:r>
       <w:r>
-        <w:t>Chi-Chi’s, Don Pancho, La Banderita,</w:t>
+        <w:t xml:space="preserve">Chi-Chi’s, Don Pancho, La </w:t>
+      </w:r>
+      <w:proofErr w:type="spellStart"/>
+      <w:r>
+        <w:t>Banderita</w:t>
+      </w:r>
+      <w:proofErr w:type="spellEnd"/>
+      <w:r>
+        <w:t>,</w:t>
       </w:r>
     </w:p>
     <w:p>
@@ -1112,7 +1182,21 @@
         <w:rPr>
           <w:b/>
         </w:rPr>
-        <w:t>14 – 16 ounce package</w:t>
+        <w:t xml:space="preserve">14 – </w:t>
+      </w:r>
+      <w:proofErr w:type="gramStart"/>
+      <w:r>
+        <w:rPr>
+          <w:b/>
+        </w:rPr>
+        <w:t>16 ounce</w:t>
+      </w:r>
+      <w:proofErr w:type="gramEnd"/>
+      <w:r>
+        <w:rPr>
+          <w:b/>
+        </w:rPr>
+        <w:t xml:space="preserve"> package</w:t>
       </w:r>
     </w:p>
     <w:p>
@@ -1163,11 +1247,19 @@
           <w:b/>
         </w:rPr>
       </w:pPr>
-      <w:r>
-        <w:rPr>
-          <w:b/>
-        </w:rPr>
-        <w:t>16 ounce package</w:t>
+      <w:proofErr w:type="gramStart"/>
+      <w:r>
+        <w:rPr>
+          <w:b/>
+        </w:rPr>
+        <w:t>16 ounce</w:t>
+      </w:r>
+      <w:proofErr w:type="gramEnd"/>
+      <w:r>
+        <w:rPr>
+          <w:b/>
+        </w:rPr>
+        <w:t xml:space="preserve"> package</w:t>
       </w:r>
     </w:p>
     <w:p>
@@ -1235,21 +1327,37 @@
           <w:b/>
         </w:rPr>
       </w:pPr>
-      <w:r>
-        <w:rPr>
-          <w:b/>
-        </w:rPr>
-        <w:t>16 ounce package</w:t>
-      </w:r>
-    </w:p>
-    <w:p>
-      <w:pPr>
-        <w:autoSpaceDE w:val="0"/>
-        <w:autoSpaceDN w:val="0"/>
-        <w:adjustRightInd w:val="0"/>
-      </w:pPr>
-      <w:r>
-        <w:t>Barilla, Delallo, Essential Everyday, Full Circle,</w:t>
+      <w:proofErr w:type="gramStart"/>
+      <w:r>
+        <w:rPr>
+          <w:b/>
+        </w:rPr>
+        <w:t>16 ounce</w:t>
+      </w:r>
+      <w:proofErr w:type="gramEnd"/>
+      <w:r>
+        <w:rPr>
+          <w:b/>
+        </w:rPr>
+        <w:t xml:space="preserve"> package</w:t>
+      </w:r>
+    </w:p>
+    <w:p>
+      <w:pPr>
+        <w:autoSpaceDE w:val="0"/>
+        <w:autoSpaceDN w:val="0"/>
+        <w:adjustRightInd w:val="0"/>
+      </w:pPr>
+      <w:r>
+        <w:t xml:space="preserve">Barilla, Delallo, Essential </w:t>
+      </w:r>
+      <w:proofErr w:type="spellStart"/>
+      <w:r>
+        <w:t>Everyday</w:t>
+      </w:r>
+      <w:proofErr w:type="spellEnd"/>
+      <w:r>
+        <w:t>, Full Circle,</w:t>
       </w:r>
     </w:p>
     <w:p>
@@ -1264,7 +1372,15 @@
     </w:p>
     <w:p>
       <w:r>
-        <w:t>Promise, Racconto, Ronzoni Healthy Harvest</w:t>
+        <w:t xml:space="preserve">Promise, </w:t>
+      </w:r>
+      <w:proofErr w:type="spellStart"/>
+      <w:r>
+        <w:t>Racconto</w:t>
+      </w:r>
+      <w:proofErr w:type="spellEnd"/>
+      <w:r>
+        <w:t>, Ronzoni Healthy Harvest</w:t>
       </w:r>
     </w:p>
     <w:p>
@@ -1300,21 +1416,44 @@
         <w:rPr>
           <w:b/>
         </w:rPr>
-        <w:t>14 – 16 ounce package</w:t>
-      </w:r>
-    </w:p>
-    <w:p>
-      <w:pPr>
-        <w:autoSpaceDE w:val="0"/>
-        <w:autoSpaceDN w:val="0"/>
-        <w:adjustRightInd w:val="0"/>
-      </w:pPr>
-      <w:r>
-        <w:rPr>
-          <w:b/>
-          <w:bCs/>
-        </w:rPr>
-        <w:t xml:space="preserve">Azumaya: </w:t>
+        <w:t xml:space="preserve">14 – </w:t>
+      </w:r>
+      <w:proofErr w:type="gramStart"/>
+      <w:r>
+        <w:rPr>
+          <w:b/>
+        </w:rPr>
+        <w:t>16 ounce</w:t>
+      </w:r>
+      <w:proofErr w:type="gramEnd"/>
+      <w:r>
+        <w:rPr>
+          <w:b/>
+        </w:rPr>
+        <w:t xml:space="preserve"> package</w:t>
+      </w:r>
+    </w:p>
+    <w:p>
+      <w:pPr>
+        <w:autoSpaceDE w:val="0"/>
+        <w:autoSpaceDN w:val="0"/>
+        <w:adjustRightInd w:val="0"/>
+      </w:pPr>
+      <w:proofErr w:type="spellStart"/>
+      <w:r>
+        <w:rPr>
+          <w:b/>
+          <w:bCs/>
+        </w:rPr>
+        <w:t>Azumaya</w:t>
+      </w:r>
+      <w:proofErr w:type="spellEnd"/>
+      <w:r>
+        <w:rPr>
+          <w:b/>
+          <w:bCs/>
+        </w:rPr>
+        <w:t xml:space="preserve">: </w:t>
       </w:r>
       <w:r>
         <w:t>Extra Firm, Firm, Silken</w:t>
@@ -1326,12 +1465,21 @@
         <w:autoSpaceDN w:val="0"/>
         <w:adjustRightInd w:val="0"/>
       </w:pPr>
-      <w:r>
-        <w:rPr>
-          <w:b/>
-          <w:bCs/>
-        </w:rPr>
-        <w:t xml:space="preserve">Nasoya: </w:t>
+      <w:proofErr w:type="spellStart"/>
+      <w:r>
+        <w:rPr>
+          <w:b/>
+          <w:bCs/>
+        </w:rPr>
+        <w:t>Nasoya</w:t>
+      </w:r>
+      <w:proofErr w:type="spellEnd"/>
+      <w:r>
+        <w:rPr>
+          <w:b/>
+          <w:bCs/>
+        </w:rPr>
+        <w:t xml:space="preserve">: </w:t>
       </w:r>
       <w:r>
         <w:t>Cubed Super Firm Tofu, Firm Tofu, Lite Firm Tofu, Lite</w:t>
@@ -1446,11 +1594,19 @@
       </w:r>
     </w:p>
     <w:p>
-      <w:r>
-        <w:rPr>
-          <w:b/>
-        </w:rPr>
-        <w:t>15.5 or 16 ounce cans</w:t>
+      <w:proofErr w:type="gramStart"/>
+      <w:r>
+        <w:rPr>
+          <w:b/>
+        </w:rPr>
+        <w:t>15.5 or 16 ounce</w:t>
+      </w:r>
+      <w:proofErr w:type="gramEnd"/>
+      <w:r>
+        <w:rPr>
+          <w:b/>
+        </w:rPr>
+        <w:t xml:space="preserve"> cans</w:t>
       </w:r>
     </w:p>
     <w:p>
@@ -1488,11 +1644,19 @@
       </w:r>
     </w:p>
     <w:p>
-      <w:r>
-        <w:rPr>
-          <w:b/>
-        </w:rPr>
-        <w:t>16 to 18 ounce jars</w:t>
+      <w:proofErr w:type="gramStart"/>
+      <w:r>
+        <w:rPr>
+          <w:b/>
+        </w:rPr>
+        <w:t>16 to 18 ounce</w:t>
+      </w:r>
+      <w:proofErr w:type="gramEnd"/>
+      <w:r>
+        <w:rPr>
+          <w:b/>
+        </w:rPr>
+        <w:t xml:space="preserve"> jars</w:t>
       </w:r>
     </w:p>
     <w:p>
@@ -1612,11 +1776,19 @@
           <w:b/>
         </w:rPr>
       </w:pPr>
-      <w:r>
-        <w:rPr>
-          <w:b/>
-        </w:rPr>
-        <w:t>8 ounce boxes</w:t>
+      <w:proofErr w:type="gramStart"/>
+      <w:r>
+        <w:rPr>
+          <w:b/>
+        </w:rPr>
+        <w:t>8 ounce</w:t>
+      </w:r>
+      <w:proofErr w:type="gramEnd"/>
+      <w:r>
+        <w:rPr>
+          <w:b/>
+        </w:rPr>
+        <w:t xml:space="preserve"> boxes</w:t>
       </w:r>
     </w:p>
     <w:p>
@@ -1675,11 +1847,19 @@
           <w:b/>
         </w:rPr>
       </w:pPr>
-      <w:r>
-        <w:rPr>
-          <w:b/>
-        </w:rPr>
-        <w:t>4 ounce jar only</w:t>
+      <w:proofErr w:type="gramStart"/>
+      <w:r>
+        <w:rPr>
+          <w:b/>
+        </w:rPr>
+        <w:t>4 ounce</w:t>
+      </w:r>
+      <w:proofErr w:type="gramEnd"/>
+      <w:r>
+        <w:rPr>
+          <w:b/>
+        </w:rPr>
+        <w:t xml:space="preserve"> jar only</w:t>
       </w:r>
     </w:p>
     <w:p>
@@ -1735,11 +1915,16 @@
         <w:t>Natural</w:t>
       </w:r>
       <w:r>
-        <w:t>” line, 4</w:t>
+        <w:t xml:space="preserve">” line, </w:t>
+      </w:r>
+      <w:proofErr w:type="gramStart"/>
+      <w:r>
+        <w:t>4</w:t>
       </w:r>
       <w:r>
         <w:t xml:space="preserve"> ounce</w:t>
       </w:r>
+      <w:proofErr w:type="gramEnd"/>
       <w:r>
         <w:t xml:space="preserve"> jars</w:t>
       </w:r>
@@ -1950,6 +2135,7 @@
           <w:b/>
           <w:bCs/>
         </w:rPr>
+        <w:lastRenderedPageBreak/>
         <w:t xml:space="preserve">NO: </w:t>
       </w:r>
       <w:r>
@@ -1959,7 +2145,15 @@
         <w:t xml:space="preserve"> </w:t>
       </w:r>
       <w:r>
-        <w:t>decorative vegetables and fruits (chilies, garlic on a string, etc),</w:t>
+        <w:t xml:space="preserve">decorative vegetables and fruits (chilies, garlic on a string, </w:t>
+      </w:r>
+      <w:proofErr w:type="spellStart"/>
+      <w:r>
+        <w:t>etc</w:t>
+      </w:r>
+      <w:proofErr w:type="spellEnd"/>
+      <w:r>
+        <w:t>),</w:t>
       </w:r>
       <w:r>
         <w:t xml:space="preserve"> </w:t>
@@ -2037,7 +2231,15 @@
         <w:t xml:space="preserve">NO: </w:t>
       </w:r>
       <w:r>
-        <w:t>Frozen white potatoes*, french fries, hash browns, tater tots,</w:t>
+        <w:t xml:space="preserve">Frozen white potatoes*, </w:t>
+      </w:r>
+      <w:proofErr w:type="spellStart"/>
+      <w:r>
+        <w:t>french</w:t>
+      </w:r>
+      <w:proofErr w:type="spellEnd"/>
+      <w:r>
+        <w:t xml:space="preserve"> fries, hash browns, tater tots,</w:t>
       </w:r>
       <w:r>
         <w:t xml:space="preserve"> </w:t>
@@ -2049,7 +2251,15 @@
         <w:t xml:space="preserve"> </w:t>
       </w:r>
       <w:r>
-        <w:t>teriyaki sauce, buttered, seasoned, breaded, etc), vegetables mixed</w:t>
+        <w:t xml:space="preserve">teriyaki sauce, buttered, seasoned, breaded, </w:t>
+      </w:r>
+      <w:proofErr w:type="spellStart"/>
+      <w:r>
+        <w:t>etc</w:t>
+      </w:r>
+      <w:proofErr w:type="spellEnd"/>
+      <w:r>
+        <w:t>), vegetables mixed</w:t>
       </w:r>
       <w:r>
         <w:t xml:space="preserve"> </w:t>
@@ -2387,12 +2597,14 @@
           <w:b/>
         </w:rPr>
       </w:pPr>
+      <w:proofErr w:type="gramStart"/>
       <w:r>
         <w:rPr>
           <w:b/>
         </w:rPr>
         <w:t>12 ounce</w:t>
       </w:r>
+      <w:proofErr w:type="gramEnd"/>
       <w:r>
         <w:rPr>
           <w:b/>
@@ -2423,6 +2635,7 @@
         <w:rPr>
           <w:b/>
         </w:rPr>
+        <w:lastRenderedPageBreak/>
         <w:t>NATIONAL BRAND</w:t>
       </w:r>
       <w:r>
@@ -2558,7 +2771,23 @@
           <w:b/>
           <w:bCs/>
         </w:rPr>
-        <w:t>Kix (Original, Berry Berry, Honey)</w:t>
+        <w:t xml:space="preserve">Kix (Original, Berry </w:t>
+      </w:r>
+      <w:proofErr w:type="spellStart"/>
+      <w:r>
+        <w:rPr>
+          <w:b/>
+          <w:bCs/>
+        </w:rPr>
+        <w:t>Berry</w:t>
+      </w:r>
+      <w:proofErr w:type="spellEnd"/>
+      <w:r>
+        <w:rPr>
+          <w:b/>
+          <w:bCs/>
+        </w:rPr>
+        <w:t>, Honey)</w:t>
       </w:r>
     </w:p>
     <w:p>
@@ -2661,6 +2890,7 @@
           <w:color w:val="000000"/>
         </w:rPr>
       </w:pPr>
+      <w:proofErr w:type="spellStart"/>
       <w:r>
         <w:rPr>
           <w:bCs/>
@@ -2668,6 +2898,7 @@
         </w:rPr>
         <w:t>Crispix</w:t>
       </w:r>
+      <w:proofErr w:type="spellEnd"/>
     </w:p>
     <w:p>
       <w:pPr>
@@ -3145,9 +3376,11 @@
         </w:rPr>
         <w:tab/>
       </w:r>
+      <w:proofErr w:type="spellStart"/>
       <w:r>
         <w:t>Sunbelt</w:t>
       </w:r>
+      <w:proofErr w:type="spellEnd"/>
     </w:p>
     <w:p>
       <w:pPr>
@@ -3274,23 +3507,33 @@
       </w:r>
     </w:p>
     <w:p>
+      <w:proofErr w:type="spellStart"/>
       <w:r>
         <w:rPr>
           <w:b/>
         </w:rPr>
         <w:t>Maypo</w:t>
       </w:r>
+      <w:proofErr w:type="spellEnd"/>
       <w:r>
         <w:tab/>
       </w:r>
       <w:r>
         <w:tab/>
       </w:r>
-      <w:r>
-        <w:rPr>
-          <w:b/>
-        </w:rPr>
-        <w:t>Maypo (Maple, Instant, Vermont Style)</w:t>
+      <w:proofErr w:type="spellStart"/>
+      <w:r>
+        <w:rPr>
+          <w:b/>
+        </w:rPr>
+        <w:t>Maypo</w:t>
+      </w:r>
+      <w:proofErr w:type="spellEnd"/>
+      <w:r>
+        <w:rPr>
+          <w:b/>
+        </w:rPr>
+        <w:t xml:space="preserve"> (Maple, Instant, Vermont Style)</w:t>
       </w:r>
     </w:p>
     <w:p>
@@ -3305,7 +3548,14 @@
       </w:r>
       <w:r>
         <w:tab/>
-        <w:t>Quaker Instant Grits (original flavor)</w:t>
+      </w:r>
+      <w:proofErr w:type="spellStart"/>
+      <w:r>
+        <w:t>Quaker</w:t>
+      </w:r>
+      <w:proofErr w:type="spellEnd"/>
+      <w:r>
+        <w:t xml:space="preserve"> Instant Grits (original flavor)</w:t>
       </w:r>
     </w:p>
     <w:p/>
@@ -3362,6 +3612,7 @@
         <w:rPr>
           <w:b/>
         </w:rPr>
+        <w:lastRenderedPageBreak/>
         <w:t>CEREALS</w:t>
       </w:r>
     </w:p>
@@ -3371,6 +3622,7 @@
           <w:b/>
         </w:rPr>
       </w:pPr>
+      <w:proofErr w:type="gramStart"/>
       <w:r>
         <w:rPr>
           <w:b/>
@@ -3381,7 +3633,14 @@
         <w:rPr>
           <w:b/>
         </w:rPr>
-        <w:t>ounce boxes or larger</w:t>
+        <w:t>ounce</w:t>
+      </w:r>
+      <w:proofErr w:type="gramEnd"/>
+      <w:r>
+        <w:rPr>
+          <w:b/>
+        </w:rPr>
+        <w:t xml:space="preserve"> boxes or larger</w:t>
       </w:r>
       <w:r>
         <w:rPr>
@@ -3843,8 +4102,16 @@
         <w:rPr>
           <w:b/>
         </w:rPr>
-        <w:t>Wheat Biscuits, Tasteeo’s</w:t>
-      </w:r>
+        <w:t xml:space="preserve">Wheat Biscuits, </w:t>
+      </w:r>
+      <w:proofErr w:type="spellStart"/>
+      <w:r>
+        <w:rPr>
+          <w:b/>
+        </w:rPr>
+        <w:t>Tasteeo’s</w:t>
+      </w:r>
+      <w:proofErr w:type="spellEnd"/>
     </w:p>
     <w:p>
       <w:pPr>
@@ -3895,8 +4162,16 @@
         <w:rPr>
           <w:b/>
         </w:rPr>
-        <w:t>Shredded Wheat, Tasteeo’s</w:t>
-      </w:r>
+        <w:t xml:space="preserve">Shredded Wheat, </w:t>
+      </w:r>
+      <w:proofErr w:type="spellStart"/>
+      <w:r>
+        <w:rPr>
+          <w:b/>
+        </w:rPr>
+        <w:t>Tasteeo’s</w:t>
+      </w:r>
+      <w:proofErr w:type="spellEnd"/>
     </w:p>
     <w:p>
       <w:pPr>
@@ -3971,11 +4246,19 @@
         </w:rPr>
         <w:t xml:space="preserve">with Honey, Square-Shaped Corn Cereal/Rice Cereal, </w:t>
       </w:r>
-      <w:r>
-        <w:rPr>
-          <w:b/>
-        </w:rPr>
-        <w:t>Tasteeo’s/</w:t>
+      <w:proofErr w:type="spellStart"/>
+      <w:r>
+        <w:rPr>
+          <w:b/>
+        </w:rPr>
+        <w:t>Tasteeo’s</w:t>
+      </w:r>
+      <w:proofErr w:type="spellEnd"/>
+      <w:r>
+        <w:rPr>
+          <w:b/>
+        </w:rPr>
+        <w:t>/</w:t>
       </w:r>
     </w:p>
     <w:p>
@@ -4232,7 +4515,35 @@
         <w:rPr>
           <w:color w:val="000000"/>
         </w:rPr>
-        <w:t xml:space="preserve"> Honey Crunchin Oats, Honey Crunchin Oats with Almonds,</w:t>
+        <w:t xml:space="preserve"> Honey </w:t>
+      </w:r>
+      <w:proofErr w:type="spellStart"/>
+      <w:r>
+        <w:rPr>
+          <w:color w:val="000000"/>
+        </w:rPr>
+        <w:t>Crunchin</w:t>
+      </w:r>
+      <w:proofErr w:type="spellEnd"/>
+      <w:r>
+        <w:rPr>
+          <w:color w:val="000000"/>
+        </w:rPr>
+        <w:t xml:space="preserve"> Oats, Honey </w:t>
+      </w:r>
+      <w:proofErr w:type="spellStart"/>
+      <w:r>
+        <w:rPr>
+          <w:color w:val="000000"/>
+        </w:rPr>
+        <w:t>Crunchin</w:t>
+      </w:r>
+      <w:proofErr w:type="spellEnd"/>
+      <w:r>
+        <w:rPr>
+          <w:color w:val="000000"/>
+        </w:rPr>
+        <w:t xml:space="preserve"> Oats with Almonds,</w:t>
       </w:r>
     </w:p>
     <w:p>
@@ -4260,13 +4571,23 @@
           <w:color w:val="6600E6"/>
         </w:rPr>
       </w:pPr>
-      <w:r>
-        <w:rPr>
-          <w:b/>
-          <w:bCs/>
-          <w:color w:val="000000"/>
-        </w:rPr>
-        <w:t xml:space="preserve">Valutime – </w:t>
+      <w:proofErr w:type="spellStart"/>
+      <w:r>
+        <w:rPr>
+          <w:b/>
+          <w:bCs/>
+          <w:color w:val="000000"/>
+        </w:rPr>
+        <w:t>Valutime</w:t>
+      </w:r>
+      <w:proofErr w:type="spellEnd"/>
+      <w:r>
+        <w:rPr>
+          <w:b/>
+          <w:bCs/>
+          <w:color w:val="000000"/>
+        </w:rPr>
+        <w:t xml:space="preserve"> – </w:t>
       </w:r>
       <w:r>
         <w:rPr>
@@ -4360,6 +4681,7 @@
           <w:b/>
         </w:rPr>
       </w:pPr>
+      <w:proofErr w:type="gramStart"/>
       <w:r>
         <w:rPr>
           <w:b/>
@@ -4370,7 +4692,14 @@
         <w:rPr>
           <w:b/>
         </w:rPr>
-        <w:t xml:space="preserve"> ounce plastic bottles</w:t>
+        <w:t xml:space="preserve"> ounce</w:t>
+      </w:r>
+      <w:proofErr w:type="gramEnd"/>
+      <w:r>
+        <w:rPr>
+          <w:b/>
+        </w:rPr>
+        <w:t xml:space="preserve"> plastic bottles</w:t>
       </w:r>
     </w:p>
     <w:p>
@@ -4488,6 +4817,7 @@
         <w:adjustRightInd w:val="0"/>
       </w:pPr>
       <w:r>
+        <w:lastRenderedPageBreak/>
         <w:t>Punch, Apple Kiwi Strawberry)</w:t>
       </w:r>
       <w:r>
@@ -4599,24 +4929,42 @@
         <w:autoSpaceDN w:val="0"/>
         <w:adjustRightInd w:val="0"/>
       </w:pPr>
-      <w:r>
-        <w:t>Krasdale, Market Basket, Market Pantry, Price Chopper (pics),</w:t>
-      </w:r>
-    </w:p>
-    <w:p>
-      <w:pPr>
-        <w:autoSpaceDE w:val="0"/>
-        <w:autoSpaceDN w:val="0"/>
-        <w:adjustRightInd w:val="0"/>
-      </w:pPr>
-      <w:r>
-        <w:t>Price Rite, Signature Kitchens, Stop &amp; Shop, Shurfine, Tipton</w:t>
-      </w:r>
-    </w:p>
-    <w:p>
-      <w:r>
-        <w:t>Grove, White Rose, ValuTime</w:t>
-      </w:r>
+      <w:proofErr w:type="spellStart"/>
+      <w:r>
+        <w:t>Krasdale</w:t>
+      </w:r>
+      <w:proofErr w:type="spellEnd"/>
+      <w:r>
+        <w:t>, Market Basket, Market Pantry, Price Chopper (pics),</w:t>
+      </w:r>
+    </w:p>
+    <w:p>
+      <w:pPr>
+        <w:autoSpaceDE w:val="0"/>
+        <w:autoSpaceDN w:val="0"/>
+        <w:adjustRightInd w:val="0"/>
+      </w:pPr>
+      <w:r>
+        <w:t xml:space="preserve">Price Rite, Signature Kitchens, Stop &amp; Shop, </w:t>
+      </w:r>
+      <w:proofErr w:type="spellStart"/>
+      <w:r>
+        <w:t>Shurfine</w:t>
+      </w:r>
+      <w:proofErr w:type="spellEnd"/>
+      <w:r>
+        <w:t>, Tipton</w:t>
+      </w:r>
+    </w:p>
+    <w:p>
+      <w:r>
+        <w:t xml:space="preserve">Grove, White Rose, </w:t>
+      </w:r>
+      <w:proofErr w:type="spellStart"/>
+      <w:r>
+        <w:t>ValuTime</w:t>
+      </w:r>
+      <w:proofErr w:type="spellEnd"/>
     </w:p>
     <w:p/>
     <w:p>
@@ -4638,6 +4986,7 @@
           <w:b/>
         </w:rPr>
       </w:pPr>
+      <w:proofErr w:type="gramStart"/>
       <w:r>
         <w:rPr>
           <w:b/>
@@ -4648,7 +4997,14 @@
         <w:rPr>
           <w:b/>
         </w:rPr>
-        <w:t>12 ounce cans</w:t>
+        <w:t>12 ounce</w:t>
+      </w:r>
+      <w:proofErr w:type="gramEnd"/>
+      <w:r>
+        <w:rPr>
+          <w:b/>
+        </w:rPr>
+        <w:t xml:space="preserve"> cans</w:t>
       </w:r>
     </w:p>
     <w:p>
@@ -4665,17 +5021,33 @@
         <w:t xml:space="preserve">Apple – </w:t>
       </w:r>
       <w:r>
-        <w:t>Best Yet, Clear Value, Flavorite, Food Club, Great Value,</w:t>
-      </w:r>
-    </w:p>
-    <w:p>
-      <w:pPr>
-        <w:autoSpaceDE w:val="0"/>
-        <w:autoSpaceDN w:val="0"/>
-        <w:adjustRightInd w:val="0"/>
-      </w:pPr>
-      <w:r>
-        <w:t>Hannaford, IGA, Market Basket, Shurfine, Seneca (red cans, Granny</w:t>
+        <w:t xml:space="preserve">Best Yet, Clear Value, </w:t>
+      </w:r>
+      <w:proofErr w:type="spellStart"/>
+      <w:r>
+        <w:t>Flavorite</w:t>
+      </w:r>
+      <w:proofErr w:type="spellEnd"/>
+      <w:r>
+        <w:t>, Food Club, Great Value,</w:t>
+      </w:r>
+    </w:p>
+    <w:p>
+      <w:pPr>
+        <w:autoSpaceDE w:val="0"/>
+        <w:autoSpaceDN w:val="0"/>
+        <w:adjustRightInd w:val="0"/>
+      </w:pPr>
+      <w:r>
+        <w:t xml:space="preserve">Hannaford, IGA, Market Basket, </w:t>
+      </w:r>
+      <w:proofErr w:type="spellStart"/>
+      <w:r>
+        <w:t>Shurfine</w:t>
+      </w:r>
+      <w:proofErr w:type="spellEnd"/>
+      <w:r>
+        <w:t>, Seneca (red cans, Granny</w:t>
       </w:r>
     </w:p>
     <w:p>
@@ -5038,7 +5410,7 @@
           <w:sz w:val="20"/>
         </w:rPr>
       </w:pPr>
-      <w:hyperlink r:id="rId6" w:history="1">
+      <w:hyperlink r:id="rId5" w:history="1">
         <w:r>
           <w:rPr>
             <w:rStyle w:val="Hyperlink"/>
@@ -5078,7 +5450,7 @@
           <w:sz w:val="20"/>
         </w:rPr>
         <w:drawing>
-          <wp:inline distT="0" distB="0" distL="0" distR="0">
+          <wp:inline distT="0" distB="0" distL="0" distR="0" wp14:anchorId="37BA8F2A" wp14:editId="0B130E49">
             <wp:extent cx="1371600" cy="1371600"/>
             <wp:effectExtent l="0" t="0" r="0" b="0"/>
             <wp:docPr id="1" name="Picture 1" descr="foodguide"/>
@@ -5095,7 +5467,7 @@
                     </pic:cNvPicPr>
                   </pic:nvPicPr>
                   <pic:blipFill>
-                    <a:blip r:embed="rId7">
+                    <a:blip r:embed="rId6">
                       <a:extLst>
                         <a:ext uri="{28A0092B-C50C-407E-A947-70E740481C1C}">
                           <a14:useLocalDpi xmlns:a14="http://schemas.microsoft.com/office/drawing/2010/main" val="0"/>
@@ -5250,8 +5622,8 @@
 </file>
 
 <file path=word/numbering.xml><?xml version="1.0" encoding="utf-8"?>
-<w:numbering xmlns:wpc="http://schemas.microsoft.com/office/word/2010/wordprocessingCanvas" xmlns:mc="http://schemas.openxmlformats.org/markup-compatibility/2006" xmlns:o="urn:schemas-microsoft-com:office:office" xmlns:r="http://schemas.openxmlformats.org/officeDocument/2006/relationships" xmlns:m="http://schemas.openxmlformats.org/officeDocument/2006/math" xmlns:v="urn:schemas-microsoft-com:vml" xmlns:wp14="http://schemas.microsoft.com/office/word/2010/wordprocessingDrawing" xmlns:wp="http://schemas.openxmlformats.org/drawingml/2006/wordprocessingDrawing" xmlns:w10="urn:schemas-microsoft-com:office:word" xmlns:w="http://schemas.openxmlformats.org/wordprocessingml/2006/main" xmlns:w14="http://schemas.microsoft.com/office/word/2010/wordml" xmlns:wpg="http://schemas.microsoft.com/office/word/2010/wordprocessingGroup" xmlns:wpi="http://schemas.microsoft.com/office/word/2010/wordprocessingInk" xmlns:wne="http://schemas.microsoft.com/office/word/2006/wordml" xmlns:wps="http://schemas.microsoft.com/office/word/2010/wordprocessingShape" mc:Ignorable="w14 wp14">
-  <w:abstractNum w:abstractNumId="0">
+<w:numbering xmlns:wpc="http://schemas.microsoft.com/office/word/2010/wordprocessingCanvas" xmlns:cx="http://schemas.microsoft.com/office/drawing/2014/chartex" xmlns:cx1="http://schemas.microsoft.com/office/drawing/2015/9/8/chartex" xmlns:cx2="http://schemas.microsoft.com/office/drawing/2015/10/21/chartex" xmlns:cx3="http://schemas.microsoft.com/office/drawing/2016/5/9/chartex" xmlns:cx4="http://schemas.microsoft.com/office/drawing/2016/5/10/chartex" xmlns:cx5="http://schemas.microsoft.com/office/drawing/2016/5/11/chartex" xmlns:cx6="http://schemas.microsoft.com/office/drawing/2016/5/12/chartex" xmlns:cx7="http://schemas.microsoft.com/office/drawing/2016/5/13/chartex" xmlns:cx8="http://schemas.microsoft.com/office/drawing/2016/5/14/chartex" xmlns:mc="http://schemas.openxmlformats.org/markup-compatibility/2006" xmlns:aink="http://schemas.microsoft.com/office/drawing/2016/ink" xmlns:am3d="http://schemas.microsoft.com/office/drawing/2017/model3d" xmlns:o="urn:schemas-microsoft-com:office:office" xmlns:oel="http://schemas.microsoft.com/office/2019/extlst" xmlns:r="http://schemas.openxmlformats.org/officeDocument/2006/relationships" xmlns:m="http://schemas.openxmlformats.org/officeDocument/2006/math" xmlns:v="urn:schemas-microsoft-com:vml" xmlns:wp14="http://schemas.microsoft.com/office/word/2010/wordprocessingDrawing" xmlns:wp="http://schemas.openxmlformats.org/drawingml/2006/wordprocessingDrawing" xmlns:w10="urn:schemas-microsoft-com:office:word" xmlns:w="http://schemas.openxmlformats.org/wordprocessingml/2006/main" xmlns:w14="http://schemas.microsoft.com/office/word/2010/wordml" xmlns:w15="http://schemas.microsoft.com/office/word/2012/wordml" xmlns:w16cex="http://schemas.microsoft.com/office/word/2018/wordml/cex" xmlns:w16cid="http://schemas.microsoft.com/office/word/2016/wordml/cid" xmlns:w16="http://schemas.microsoft.com/office/word/2018/wordml" xmlns:w16du="http://schemas.microsoft.com/office/word/2023/wordml/word16du" xmlns:w16sdtdh="http://schemas.microsoft.com/office/word/2020/wordml/sdtdatahash" xmlns:w16sdtfl="http://schemas.microsoft.com/office/word/2024/wordml/sdtformatlock" xmlns:w16se="http://schemas.microsoft.com/office/word/2015/wordml/symex" xmlns:wpg="http://schemas.microsoft.com/office/word/2010/wordprocessingGroup" xmlns:wpi="http://schemas.microsoft.com/office/word/2010/wordprocessingInk" xmlns:wne="http://schemas.microsoft.com/office/word/2006/wordml" xmlns:wps="http://schemas.microsoft.com/office/word/2010/wordprocessingShape" mc:Ignorable="w14 w15 w16se w16cid w16 w16cex w16sdtdh w16sdtfl w16du wp14">
+  <w:abstractNum w:abstractNumId="0" w15:restartNumberingAfterBreak="0">
     <w:nsid w:val="07921FDF"/>
     <w:multiLevelType w:val="hybridMultilevel"/>
     <w:tmpl w:val="AACCE7AE"/>
@@ -5364,7 +5736,7 @@
       </w:rPr>
     </w:lvl>
   </w:abstractNum>
-  <w:abstractNum w:abstractNumId="1">
+  <w:abstractNum w:abstractNumId="1" w15:restartNumberingAfterBreak="0">
     <w:nsid w:val="0C6D5272"/>
     <w:multiLevelType w:val="hybridMultilevel"/>
     <w:tmpl w:val="C4A2FDB2"/>
@@ -5477,7 +5849,7 @@
       </w:rPr>
     </w:lvl>
   </w:abstractNum>
-  <w:abstractNum w:abstractNumId="2">
+  <w:abstractNum w:abstractNumId="2" w15:restartNumberingAfterBreak="0">
     <w:nsid w:val="0E4C32E6"/>
     <w:multiLevelType w:val="hybridMultilevel"/>
     <w:tmpl w:val="C8D88A90"/>
@@ -5590,7 +5962,7 @@
       </w:rPr>
     </w:lvl>
   </w:abstractNum>
-  <w:abstractNum w:abstractNumId="3">
+  <w:abstractNum w:abstractNumId="3" w15:restartNumberingAfterBreak="0">
     <w:nsid w:val="1E085FCD"/>
     <w:multiLevelType w:val="hybridMultilevel"/>
     <w:tmpl w:val="F3C21BA2"/>
@@ -5703,7 +6075,7 @@
       </w:rPr>
     </w:lvl>
   </w:abstractNum>
-  <w:abstractNum w:abstractNumId="4">
+  <w:abstractNum w:abstractNumId="4" w15:restartNumberingAfterBreak="0">
     <w:nsid w:val="314023E5"/>
     <w:multiLevelType w:val="hybridMultilevel"/>
     <w:tmpl w:val="7AAEF3DE"/>
@@ -5816,7 +6188,7 @@
       </w:rPr>
     </w:lvl>
   </w:abstractNum>
-  <w:abstractNum w:abstractNumId="5">
+  <w:abstractNum w:abstractNumId="5" w15:restartNumberingAfterBreak="0">
     <w:nsid w:val="34AC6EAA"/>
     <w:multiLevelType w:val="hybridMultilevel"/>
     <w:tmpl w:val="A65E004A"/>
@@ -5928,7 +6300,7 @@
       </w:rPr>
     </w:lvl>
   </w:abstractNum>
-  <w:abstractNum w:abstractNumId="6">
+  <w:abstractNum w:abstractNumId="6" w15:restartNumberingAfterBreak="0">
     <w:nsid w:val="37271781"/>
     <w:multiLevelType w:val="hybridMultilevel"/>
     <w:tmpl w:val="D96214BE"/>
@@ -6041,7 +6413,7 @@
       </w:rPr>
     </w:lvl>
   </w:abstractNum>
-  <w:abstractNum w:abstractNumId="7">
+  <w:abstractNum w:abstractNumId="7" w15:restartNumberingAfterBreak="0">
     <w:nsid w:val="37736870"/>
     <w:multiLevelType w:val="hybridMultilevel"/>
     <w:tmpl w:val="BB2C0AD2"/>
@@ -6154,7 +6526,7 @@
       </w:rPr>
     </w:lvl>
   </w:abstractNum>
-  <w:abstractNum w:abstractNumId="8">
+  <w:abstractNum w:abstractNumId="8" w15:restartNumberingAfterBreak="0">
     <w:nsid w:val="4ED878B1"/>
     <w:multiLevelType w:val="hybridMultilevel"/>
     <w:tmpl w:val="F1C2478E"/>
@@ -6267,7 +6639,7 @@
       </w:rPr>
     </w:lvl>
   </w:abstractNum>
-  <w:abstractNum w:abstractNumId="9">
+  <w:abstractNum w:abstractNumId="9" w15:restartNumberingAfterBreak="0">
     <w:nsid w:val="527A5169"/>
     <w:multiLevelType w:val="hybridMultilevel"/>
     <w:tmpl w:val="DE0AEB00"/>
@@ -6380,7 +6752,7 @@
       </w:rPr>
     </w:lvl>
   </w:abstractNum>
-  <w:abstractNum w:abstractNumId="10">
+  <w:abstractNum w:abstractNumId="10" w15:restartNumberingAfterBreak="0">
     <w:nsid w:val="53202CB0"/>
     <w:multiLevelType w:val="hybridMultilevel"/>
     <w:tmpl w:val="0C8003AE"/>
@@ -6493,7 +6865,7 @@
       </w:rPr>
     </w:lvl>
   </w:abstractNum>
-  <w:abstractNum w:abstractNumId="11">
+  <w:abstractNum w:abstractNumId="11" w15:restartNumberingAfterBreak="0">
     <w:nsid w:val="54923E34"/>
     <w:multiLevelType w:val="hybridMultilevel"/>
     <w:tmpl w:val="375AFD78"/>
@@ -6606,7 +6978,7 @@
       </w:rPr>
     </w:lvl>
   </w:abstractNum>
-  <w:abstractNum w:abstractNumId="12">
+  <w:abstractNum w:abstractNumId="12" w15:restartNumberingAfterBreak="0">
     <w:nsid w:val="55600828"/>
     <w:multiLevelType w:val="hybridMultilevel"/>
     <w:tmpl w:val="21529DCA"/>
@@ -6719,7 +7091,7 @@
       </w:rPr>
     </w:lvl>
   </w:abstractNum>
-  <w:abstractNum w:abstractNumId="13">
+  <w:abstractNum w:abstractNumId="13" w15:restartNumberingAfterBreak="0">
     <w:nsid w:val="579C40F9"/>
     <w:multiLevelType w:val="hybridMultilevel"/>
     <w:tmpl w:val="C9962C22"/>
@@ -6832,7 +7204,7 @@
       </w:rPr>
     </w:lvl>
   </w:abstractNum>
-  <w:abstractNum w:abstractNumId="14">
+  <w:abstractNum w:abstractNumId="14" w15:restartNumberingAfterBreak="0">
     <w:nsid w:val="737C2434"/>
     <w:multiLevelType w:val="hybridMultilevel"/>
     <w:tmpl w:val="3B942042"/>
@@ -6945,56 +7317,56 @@
       </w:rPr>
     </w:lvl>
   </w:abstractNum>
-  <w:num w:numId="1">
+  <w:num w:numId="1" w16cid:durableId="1456215732">
     <w:abstractNumId w:val="5"/>
   </w:num>
-  <w:num w:numId="2">
+  <w:num w:numId="2" w16cid:durableId="1672247388">
     <w:abstractNumId w:val="0"/>
   </w:num>
-  <w:num w:numId="3">
+  <w:num w:numId="3" w16cid:durableId="483161930">
     <w:abstractNumId w:val="4"/>
   </w:num>
-  <w:num w:numId="4">
+  <w:num w:numId="4" w16cid:durableId="1431272911">
     <w:abstractNumId w:val="14"/>
   </w:num>
-  <w:num w:numId="5">
+  <w:num w:numId="5" w16cid:durableId="1836801268">
     <w:abstractNumId w:val="6"/>
   </w:num>
-  <w:num w:numId="6">
+  <w:num w:numId="6" w16cid:durableId="2020934540">
     <w:abstractNumId w:val="2"/>
   </w:num>
-  <w:num w:numId="7">
+  <w:num w:numId="7" w16cid:durableId="739329461">
     <w:abstractNumId w:val="3"/>
   </w:num>
-  <w:num w:numId="8">
+  <w:num w:numId="8" w16cid:durableId="174654805">
     <w:abstractNumId w:val="10"/>
   </w:num>
-  <w:num w:numId="9">
+  <w:num w:numId="9" w16cid:durableId="1536774624">
     <w:abstractNumId w:val="12"/>
   </w:num>
-  <w:num w:numId="10">
+  <w:num w:numId="10" w16cid:durableId="49696862">
     <w:abstractNumId w:val="13"/>
   </w:num>
-  <w:num w:numId="11">
+  <w:num w:numId="11" w16cid:durableId="1895771611">
     <w:abstractNumId w:val="9"/>
   </w:num>
-  <w:num w:numId="12">
+  <w:num w:numId="12" w16cid:durableId="45878366">
     <w:abstractNumId w:val="1"/>
   </w:num>
-  <w:num w:numId="13">
+  <w:num w:numId="13" w16cid:durableId="121312829">
     <w:abstractNumId w:val="8"/>
   </w:num>
-  <w:num w:numId="14">
+  <w:num w:numId="14" w16cid:durableId="89813121">
     <w:abstractNumId w:val="7"/>
   </w:num>
-  <w:num w:numId="15">
+  <w:num w:numId="15" w16cid:durableId="1937245851">
     <w:abstractNumId w:val="11"/>
   </w:num>
 </w:numbering>
 </file>
 
 <file path=word/styles.xml><?xml version="1.0" encoding="utf-8"?>
-<w:styles xmlns:mc="http://schemas.openxmlformats.org/markup-compatibility/2006" xmlns:r="http://schemas.openxmlformats.org/officeDocument/2006/relationships" xmlns:w="http://schemas.openxmlformats.org/wordprocessingml/2006/main" xmlns:w14="http://schemas.microsoft.com/office/word/2010/wordml" mc:Ignorable="w14">
+<w:styles xmlns:mc="http://schemas.openxmlformats.org/markup-compatibility/2006" xmlns:r="http://schemas.openxmlformats.org/officeDocument/2006/relationships" xmlns:w="http://schemas.openxmlformats.org/wordprocessingml/2006/main" xmlns:w14="http://schemas.microsoft.com/office/word/2010/wordml" xmlns:w15="http://schemas.microsoft.com/office/word/2012/wordml" xmlns:w16cex="http://schemas.microsoft.com/office/word/2018/wordml/cex" xmlns:w16cid="http://schemas.microsoft.com/office/word/2016/wordml/cid" xmlns:w16="http://schemas.microsoft.com/office/word/2018/wordml" xmlns:w16du="http://schemas.microsoft.com/office/word/2023/wordml/word16du" xmlns:w16sdtdh="http://schemas.microsoft.com/office/word/2020/wordml/sdtdatahash" xmlns:w16sdtfl="http://schemas.microsoft.com/office/word/2024/wordml/sdtformatlock" xmlns:w16se="http://schemas.microsoft.com/office/word/2015/wordml/symex" mc:Ignorable="w14 w15 w16se w16cid w16 w16cex w16sdtdh w16sdtfl w16du">
   <w:docDefaults>
     <w:rPrDefault>
       <w:rPr>
@@ -7004,7 +7376,7 @@
     </w:rPrDefault>
     <w:pPrDefault/>
   </w:docDefaults>
-  <w:latentStyles w:defLockedState="0" w:defUIPriority="0" w:defSemiHidden="0" w:defUnhideWhenUsed="0" w:defQFormat="0" w:count="267">
+  <w:latentStyles w:defLockedState="0" w:defUIPriority="0" w:defSemiHidden="0" w:defUnhideWhenUsed="0" w:defQFormat="0" w:count="376">
     <w:lsdException w:name="Normal" w:qFormat="1"/>
     <w:lsdException w:name="heading 1" w:qFormat="1"/>
     <w:lsdException w:name="heading 2" w:semiHidden="1" w:unhideWhenUsed="1" w:qFormat="1"/>
@@ -7020,6 +7392,50 @@
     <w:lsdException w:name="Subtitle" w:qFormat="1"/>
     <w:lsdException w:name="Strong" w:qFormat="1"/>
     <w:lsdException w:name="Emphasis" w:qFormat="1"/>
+    <w:lsdException w:name="Normal Table" w:semiHidden="1" w:unhideWhenUsed="1"/>
+    <w:lsdException w:name="Table Simple 1" w:semiHidden="1" w:unhideWhenUsed="1"/>
+    <w:lsdException w:name="Table Simple 2" w:semiHidden="1" w:unhideWhenUsed="1"/>
+    <w:lsdException w:name="Table Simple 3" w:semiHidden="1" w:unhideWhenUsed="1"/>
+    <w:lsdException w:name="Table Classic 1" w:semiHidden="1" w:unhideWhenUsed="1"/>
+    <w:lsdException w:name="Table Classic 2" w:semiHidden="1" w:unhideWhenUsed="1"/>
+    <w:lsdException w:name="Table Classic 3" w:semiHidden="1" w:unhideWhenUsed="1"/>
+    <w:lsdException w:name="Table Classic 4" w:semiHidden="1" w:unhideWhenUsed="1"/>
+    <w:lsdException w:name="Table Colorful 1" w:semiHidden="1" w:unhideWhenUsed="1"/>
+    <w:lsdException w:name="Table Colorful 2" w:semiHidden="1" w:unhideWhenUsed="1"/>
+    <w:lsdException w:name="Table Colorful 3" w:semiHidden="1" w:unhideWhenUsed="1"/>
+    <w:lsdException w:name="Table Columns 1" w:semiHidden="1" w:unhideWhenUsed="1"/>
+    <w:lsdException w:name="Table Columns 2" w:semiHidden="1" w:unhideWhenUsed="1"/>
+    <w:lsdException w:name="Table Columns 3" w:semiHidden="1" w:unhideWhenUsed="1"/>
+    <w:lsdException w:name="Table Columns 4" w:semiHidden="1" w:unhideWhenUsed="1"/>
+    <w:lsdException w:name="Table Columns 5" w:semiHidden="1" w:unhideWhenUsed="1"/>
+    <w:lsdException w:name="Table Grid 1" w:semiHidden="1" w:unhideWhenUsed="1"/>
+    <w:lsdException w:name="Table Grid 2" w:semiHidden="1" w:unhideWhenUsed="1"/>
+    <w:lsdException w:name="Table Grid 3" w:semiHidden="1" w:unhideWhenUsed="1"/>
+    <w:lsdException w:name="Table Grid 4" w:semiHidden="1" w:unhideWhenUsed="1"/>
+    <w:lsdException w:name="Table Grid 5" w:semiHidden="1" w:unhideWhenUsed="1"/>
+    <w:lsdException w:name="Table Grid 6" w:semiHidden="1" w:unhideWhenUsed="1"/>
+    <w:lsdException w:name="Table Grid 7" w:semiHidden="1" w:unhideWhenUsed="1"/>
+    <w:lsdException w:name="Table Grid 8" w:semiHidden="1" w:unhideWhenUsed="1"/>
+    <w:lsdException w:name="Table List 1" w:semiHidden="1" w:unhideWhenUsed="1"/>
+    <w:lsdException w:name="Table List 2" w:semiHidden="1" w:unhideWhenUsed="1"/>
+    <w:lsdException w:name="Table List 3" w:semiHidden="1" w:unhideWhenUsed="1"/>
+    <w:lsdException w:name="Table List 4" w:semiHidden="1" w:unhideWhenUsed="1"/>
+    <w:lsdException w:name="Table List 5" w:semiHidden="1" w:unhideWhenUsed="1"/>
+    <w:lsdException w:name="Table List 6" w:semiHidden="1" w:unhideWhenUsed="1"/>
+    <w:lsdException w:name="Table List 7" w:semiHidden="1" w:unhideWhenUsed="1"/>
+    <w:lsdException w:name="Table List 8" w:semiHidden="1" w:unhideWhenUsed="1"/>
+    <w:lsdException w:name="Table 3D effects 1" w:semiHidden="1" w:unhideWhenUsed="1"/>
+    <w:lsdException w:name="Table 3D effects 2" w:semiHidden="1" w:unhideWhenUsed="1"/>
+    <w:lsdException w:name="Table 3D effects 3" w:semiHidden="1" w:unhideWhenUsed="1"/>
+    <w:lsdException w:name="Table Contemporary" w:semiHidden="1" w:unhideWhenUsed="1"/>
+    <w:lsdException w:name="Table Elegant" w:semiHidden="1" w:unhideWhenUsed="1"/>
+    <w:lsdException w:name="Table Professional" w:semiHidden="1" w:unhideWhenUsed="1"/>
+    <w:lsdException w:name="Table Subtle 1" w:semiHidden="1" w:unhideWhenUsed="1"/>
+    <w:lsdException w:name="Table Subtle 2" w:semiHidden="1" w:unhideWhenUsed="1"/>
+    <w:lsdException w:name="Table Web 1" w:semiHidden="1" w:unhideWhenUsed="1"/>
+    <w:lsdException w:name="Table Web 2" w:semiHidden="1" w:unhideWhenUsed="1"/>
+    <w:lsdException w:name="Table Web 3" w:semiHidden="1" w:unhideWhenUsed="1"/>
+    <w:lsdException w:name="Table Theme" w:semiHidden="1" w:unhideWhenUsed="1"/>
     <w:lsdException w:name="Placeholder Text" w:semiHidden="1" w:uiPriority="99"/>
     <w:lsdException w:name="No Spacing" w:uiPriority="1" w:qFormat="1"/>
     <w:lsdException w:name="Light Shading" w:uiPriority="60"/>
@@ -7131,277 +7547,115 @@
     <w:lsdException w:name="Book Title" w:uiPriority="33" w:qFormat="1"/>
     <w:lsdException w:name="Bibliography" w:semiHidden="1" w:uiPriority="37" w:unhideWhenUsed="1"/>
     <w:lsdException w:name="TOC Heading" w:semiHidden="1" w:uiPriority="39" w:unhideWhenUsed="1" w:qFormat="1"/>
-  </w:latentStyles>
-  <w:style w:type="paragraph" w:default="1" w:styleId="Normal">
-    <w:name w:val="Normal"/>
-    <w:qFormat/>
-    <w:rsid w:val="001B3C4C"/>
-    <w:rPr>
-      <w:sz w:val="24"/>
-      <w:szCs w:val="24"/>
-    </w:rPr>
-  </w:style>
-  <w:style w:type="character" w:default="1" w:styleId="DefaultParagraphFont">
-    <w:name w:val="Default Paragraph Font"/>
-    <w:uiPriority w:val="1"/>
-    <w:semiHidden/>
-    <w:unhideWhenUsed/>
-  </w:style>
-  <w:style w:type="table" w:default="1" w:styleId="TableNormal">
-    <w:name w:val="Normal Table"/>
-    <w:uiPriority w:val="99"/>
-    <w:semiHidden/>
-    <w:unhideWhenUsed/>
-    <w:tblPr>
-      <w:tblInd w:w="0" w:type="dxa"/>
-      <w:tblCellMar>
-        <w:top w:w="0" w:type="dxa"/>
-        <w:left w:w="108" w:type="dxa"/>
-        <w:bottom w:w="0" w:type="dxa"/>
-        <w:right w:w="108" w:type="dxa"/>
-      </w:tblCellMar>
-    </w:tblPr>
-  </w:style>
-  <w:style w:type="numbering" w:default="1" w:styleId="NoList">
-    <w:name w:val="No List"/>
-    <w:uiPriority w:val="99"/>
-    <w:semiHidden/>
-    <w:unhideWhenUsed/>
-  </w:style>
-  <w:style w:type="paragraph" w:customStyle="1" w:styleId="CM14">
-    <w:name w:val="CM14"/>
-    <w:basedOn w:val="Normal"/>
-    <w:next w:val="Normal"/>
-    <w:uiPriority w:val="99"/>
-    <w:rsid w:val="009408AE"/>
-    <w:pPr>
-      <w:widowControl w:val="0"/>
-      <w:autoSpaceDE w:val="0"/>
-      <w:autoSpaceDN w:val="0"/>
-      <w:adjustRightInd w:val="0"/>
-      <w:spacing w:after="75"/>
-    </w:pPr>
-    <w:rPr>
-      <w:rFonts w:ascii="Helvetica" w:eastAsiaTheme="minorEastAsia" w:hAnsi="Helvetica" w:cs="Helvetica"/>
-    </w:rPr>
-  </w:style>
-  <w:style w:type="paragraph" w:customStyle="1" w:styleId="CM2">
-    <w:name w:val="CM2"/>
-    <w:basedOn w:val="Normal"/>
-    <w:next w:val="Normal"/>
-    <w:uiPriority w:val="99"/>
-    <w:rsid w:val="009408AE"/>
-    <w:pPr>
-      <w:widowControl w:val="0"/>
-      <w:autoSpaceDE w:val="0"/>
-      <w:autoSpaceDN w:val="0"/>
-      <w:adjustRightInd w:val="0"/>
-      <w:spacing w:line="260" w:lineRule="atLeast"/>
-    </w:pPr>
-    <w:rPr>
-      <w:rFonts w:ascii="Helvetica" w:eastAsiaTheme="minorEastAsia" w:hAnsi="Helvetica" w:cs="Helvetica"/>
-    </w:rPr>
-  </w:style>
-  <w:style w:type="paragraph" w:styleId="ListParagraph">
-    <w:name w:val="List Paragraph"/>
-    <w:basedOn w:val="Normal"/>
-    <w:uiPriority w:val="34"/>
-    <w:qFormat/>
-    <w:rsid w:val="00F315B7"/>
-    <w:pPr>
-      <w:ind w:left="720"/>
-      <w:contextualSpacing/>
-    </w:pPr>
-  </w:style>
-  <w:style w:type="character" w:styleId="Hyperlink">
-    <w:name w:val="Hyperlink"/>
-    <w:rsid w:val="00DF4479"/>
-    <w:rPr>
-      <w:color w:val="0000FF"/>
-      <w:u w:val="single"/>
-    </w:rPr>
-  </w:style>
-  <w:style w:type="paragraph" w:customStyle="1" w:styleId="Body">
-    <w:name w:val="Body"/>
-    <w:basedOn w:val="Normal"/>
-    <w:rsid w:val="00DF4479"/>
-    <w:pPr>
-      <w:autoSpaceDE w:val="0"/>
-      <w:autoSpaceDN w:val="0"/>
-      <w:adjustRightInd w:val="0"/>
-      <w:spacing w:before="108" w:line="220" w:lineRule="atLeast"/>
-      <w:textAlignment w:val="center"/>
-    </w:pPr>
-    <w:rPr>
-      <w:rFonts w:ascii="Bawdy Regular" w:hAnsi="Bawdy Regular" w:cs="Bawdy Regular"/>
-      <w:color w:val="000000"/>
-      <w:sz w:val="18"/>
-      <w:szCs w:val="18"/>
-    </w:rPr>
-  </w:style>
-  <w:style w:type="paragraph" w:styleId="BalloonText">
-    <w:name w:val="Balloon Text"/>
-    <w:basedOn w:val="Normal"/>
-    <w:link w:val="BalloonTextChar"/>
-    <w:rsid w:val="00DF4479"/>
-    <w:rPr>
-      <w:rFonts w:ascii="Tahoma" w:hAnsi="Tahoma" w:cs="Tahoma"/>
-      <w:sz w:val="16"/>
-      <w:szCs w:val="16"/>
-    </w:rPr>
-  </w:style>
-  <w:style w:type="character" w:customStyle="1" w:styleId="BalloonTextChar">
-    <w:name w:val="Balloon Text Char"/>
-    <w:basedOn w:val="DefaultParagraphFont"/>
-    <w:link w:val="BalloonText"/>
-    <w:rsid w:val="00DF4479"/>
-    <w:rPr>
-      <w:rFonts w:ascii="Tahoma" w:hAnsi="Tahoma" w:cs="Tahoma"/>
-      <w:sz w:val="16"/>
-      <w:szCs w:val="16"/>
-    </w:rPr>
-  </w:style>
-</w:styles>
-</file>
-
-<file path=word/stylesWithEffects.xml><?xml version="1.0" encoding="utf-8"?>
-<w:styles xmlns:wpc="http://schemas.microsoft.com/office/word/2010/wordprocessingCanvas" xmlns:mc="http://schemas.openxmlformats.org/markup-compatibility/2006" xmlns:o="urn:schemas-microsoft-com:office:office" xmlns:r="http://schemas.openxmlformats.org/officeDocument/2006/relationships" xmlns:m="http://schemas.openxmlformats.org/officeDocument/2006/math" xmlns:v="urn:schemas-microsoft-com:vml" xmlns:wp14="http://schemas.microsoft.com/office/word/2010/wordprocessingDrawing" xmlns:wp="http://schemas.openxmlformats.org/drawingml/2006/wordprocessingDrawing" xmlns:w10="urn:schemas-microsoft-com:office:word" xmlns:w="http://schemas.openxmlformats.org/wordprocessingml/2006/main" xmlns:w14="http://schemas.microsoft.com/office/word/2010/wordml" xmlns:wpg="http://schemas.microsoft.com/office/word/2010/wordprocessingGroup" xmlns:wpi="http://schemas.microsoft.com/office/word/2010/wordprocessingInk" xmlns:wne="http://schemas.microsoft.com/office/word/2006/wordml" xmlns:wps="http://schemas.microsoft.com/office/word/2010/wordprocessingShape" mc:Ignorable="w14 wp14">
-  <w:docDefaults>
-    <w:rPrDefault>
-      <w:rPr>
-        <w:rFonts w:ascii="Times New Roman" w:eastAsia="Times New Roman" w:hAnsi="Times New Roman" w:cs="Times New Roman"/>
-        <w:lang w:val="en-US" w:eastAsia="en-US" w:bidi="ar-SA"/>
-      </w:rPr>
-    </w:rPrDefault>
-    <w:pPrDefault/>
-  </w:docDefaults>
-  <w:latentStyles w:defLockedState="0" w:defUIPriority="0" w:defSemiHidden="0" w:defUnhideWhenUsed="0" w:defQFormat="0" w:count="267">
-    <w:lsdException w:name="Normal" w:qFormat="1"/>
-    <w:lsdException w:name="heading 1" w:qFormat="1"/>
-    <w:lsdException w:name="heading 2" w:semiHidden="1" w:unhideWhenUsed="1" w:qFormat="1"/>
-    <w:lsdException w:name="heading 3" w:semiHidden="1" w:unhideWhenUsed="1" w:qFormat="1"/>
-    <w:lsdException w:name="heading 4" w:semiHidden="1" w:unhideWhenUsed="1" w:qFormat="1"/>
-    <w:lsdException w:name="heading 5" w:semiHidden="1" w:unhideWhenUsed="1" w:qFormat="1"/>
-    <w:lsdException w:name="heading 6" w:semiHidden="1" w:unhideWhenUsed="1" w:qFormat="1"/>
-    <w:lsdException w:name="heading 7" w:semiHidden="1" w:unhideWhenUsed="1" w:qFormat="1"/>
-    <w:lsdException w:name="heading 8" w:semiHidden="1" w:unhideWhenUsed="1" w:qFormat="1"/>
-    <w:lsdException w:name="heading 9" w:semiHidden="1" w:unhideWhenUsed="1" w:qFormat="1"/>
-    <w:lsdException w:name="caption" w:semiHidden="1" w:unhideWhenUsed="1" w:qFormat="1"/>
-    <w:lsdException w:name="Title" w:qFormat="1"/>
-    <w:lsdException w:name="Subtitle" w:qFormat="1"/>
-    <w:lsdException w:name="Strong" w:qFormat="1"/>
-    <w:lsdException w:name="Emphasis" w:qFormat="1"/>
-    <w:lsdException w:name="Placeholder Text" w:semiHidden="1" w:uiPriority="99"/>
-    <w:lsdException w:name="No Spacing" w:uiPriority="1" w:qFormat="1"/>
-    <w:lsdException w:name="Light Shading" w:uiPriority="60"/>
-    <w:lsdException w:name="Light List" w:uiPriority="61"/>
-    <w:lsdException w:name="Light Grid" w:uiPriority="62"/>
-    <w:lsdException w:name="Medium Shading 1" w:uiPriority="63"/>
-    <w:lsdException w:name="Medium Shading 2" w:uiPriority="64"/>
-    <w:lsdException w:name="Medium List 1" w:uiPriority="65"/>
-    <w:lsdException w:name="Medium List 2" w:uiPriority="66"/>
-    <w:lsdException w:name="Medium Grid 1" w:uiPriority="67"/>
-    <w:lsdException w:name="Medium Grid 2" w:uiPriority="68"/>
-    <w:lsdException w:name="Medium Grid 3" w:uiPriority="69"/>
-    <w:lsdException w:name="Dark List" w:uiPriority="70"/>
-    <w:lsdException w:name="Colorful Shading" w:uiPriority="71"/>
-    <w:lsdException w:name="Colorful List" w:uiPriority="72"/>
-    <w:lsdException w:name="Colorful Grid" w:uiPriority="73"/>
-    <w:lsdException w:name="Light Shading Accent 1" w:uiPriority="60"/>
-    <w:lsdException w:name="Light List Accent 1" w:uiPriority="61"/>
-    <w:lsdException w:name="Light Grid Accent 1" w:uiPriority="62"/>
-    <w:lsdException w:name="Medium Shading 1 Accent 1" w:uiPriority="63"/>
-    <w:lsdException w:name="Medium Shading 2 Accent 1" w:uiPriority="64"/>
-    <w:lsdException w:name="Medium List 1 Accent 1" w:uiPriority="65"/>
-    <w:lsdException w:name="Revision" w:semiHidden="1" w:uiPriority="99"/>
-    <w:lsdException w:name="List Paragraph" w:uiPriority="34" w:qFormat="1"/>
-    <w:lsdException w:name="Quote" w:uiPriority="29" w:qFormat="1"/>
-    <w:lsdException w:name="Intense Quote" w:uiPriority="30" w:qFormat="1"/>
-    <w:lsdException w:name="Medium List 2 Accent 1" w:uiPriority="66"/>
-    <w:lsdException w:name="Medium Grid 1 Accent 1" w:uiPriority="67"/>
-    <w:lsdException w:name="Medium Grid 2 Accent 1" w:uiPriority="68"/>
-    <w:lsdException w:name="Medium Grid 3 Accent 1" w:uiPriority="69"/>
-    <w:lsdException w:name="Dark List Accent 1" w:uiPriority="70"/>
-    <w:lsdException w:name="Colorful Shading Accent 1" w:uiPriority="71"/>
-    <w:lsdException w:name="Colorful List Accent 1" w:uiPriority="72"/>
-    <w:lsdException w:name="Colorful Grid Accent 1" w:uiPriority="73"/>
-    <w:lsdException w:name="Light Shading Accent 2" w:uiPriority="60"/>
-    <w:lsdException w:name="Light List Accent 2" w:uiPriority="61"/>
-    <w:lsdException w:name="Light Grid Accent 2" w:uiPriority="62"/>
-    <w:lsdException w:name="Medium Shading 1 Accent 2" w:uiPriority="63"/>
-    <w:lsdException w:name="Medium Shading 2 Accent 2" w:uiPriority="64"/>
-    <w:lsdException w:name="Medium List 1 Accent 2" w:uiPriority="65"/>
-    <w:lsdException w:name="Medium List 2 Accent 2" w:uiPriority="66"/>
-    <w:lsdException w:name="Medium Grid 1 Accent 2" w:uiPriority="67"/>
-    <w:lsdException w:name="Medium Grid 2 Accent 2" w:uiPriority="68"/>
-    <w:lsdException w:name="Medium Grid 3 Accent 2" w:uiPriority="69"/>
-    <w:lsdException w:name="Dark List Accent 2" w:uiPriority="70"/>
-    <w:lsdException w:name="Colorful Shading Accent 2" w:uiPriority="71"/>
-    <w:lsdException w:name="Colorful List Accent 2" w:uiPriority="72"/>
-    <w:lsdException w:name="Colorful Grid Accent 2" w:uiPriority="73"/>
-    <w:lsdException w:name="Light Shading Accent 3" w:uiPriority="60"/>
-    <w:lsdException w:name="Light List Accent 3" w:uiPriority="61"/>
-    <w:lsdException w:name="Light Grid Accent 3" w:uiPriority="62"/>
-    <w:lsdException w:name="Medium Shading 1 Accent 3" w:uiPriority="63"/>
-    <w:lsdException w:name="Medium Shading 2 Accent 3" w:uiPriority="64"/>
-    <w:lsdException w:name="Medium List 1 Accent 3" w:uiPriority="65"/>
-    <w:lsdException w:name="Medium List 2 Accent 3" w:uiPriority="66"/>
-    <w:lsdException w:name="Medium Grid 1 Accent 3" w:uiPriority="67"/>
-    <w:lsdException w:name="Medium Grid 2 Accent 3" w:uiPriority="68"/>
-    <w:lsdException w:name="Medium Grid 3 Accent 3" w:uiPriority="69"/>
-    <w:lsdException w:name="Dark List Accent 3" w:uiPriority="70"/>
-    <w:lsdException w:name="Colorful Shading Accent 3" w:uiPriority="71"/>
-    <w:lsdException w:name="Colorful List Accent 3" w:uiPriority="72"/>
-    <w:lsdException w:name="Colorful Grid Accent 3" w:uiPriority="73"/>
-    <w:lsdException w:name="Light Shading Accent 4" w:uiPriority="60"/>
-    <w:lsdException w:name="Light List Accent 4" w:uiPriority="61"/>
-    <w:lsdException w:name="Light Grid Accent 4" w:uiPriority="62"/>
-    <w:lsdException w:name="Medium Shading 1 Accent 4" w:uiPriority="63"/>
-    <w:lsdException w:name="Medium Shading 2 Accent 4" w:uiPriority="64"/>
-    <w:lsdException w:name="Medium List 1 Accent 4" w:uiPriority="65"/>
-    <w:lsdException w:name="Medium List 2 Accent 4" w:uiPriority="66"/>
-    <w:lsdException w:name="Medium Grid 1 Accent 4" w:uiPriority="67"/>
-    <w:lsdException w:name="Medium Grid 2 Accent 4" w:uiPriority="68"/>
-    <w:lsdException w:name="Medium Grid 3 Accent 4" w:uiPriority="69"/>
-    <w:lsdException w:name="Dark List Accent 4" w:uiPriority="70"/>
-    <w:lsdException w:name="Colorful Shading Accent 4" w:uiPriority="71"/>
-    <w:lsdException w:name="Colorful List Accent 4" w:uiPriority="72"/>
-    <w:lsdException w:name="Colorful Grid Accent 4" w:uiPriority="73"/>
-    <w:lsdException w:name="Light Shading Accent 5" w:uiPriority="60"/>
-    <w:lsdException w:name="Light List Accent 5" w:uiPriority="61"/>
-    <w:lsdException w:name="Light Grid Accent 5" w:uiPriority="62"/>
-    <w:lsdException w:name="Medium Shading 1 Accent 5" w:uiPriority="63"/>
-    <w:lsdException w:name="Medium Shading 2 Accent 5" w:uiPriority="64"/>
-    <w:lsdException w:name="Medium List 1 Accent 5" w:uiPriority="65"/>
-    <w:lsdException w:name="Medium List 2 Accent 5" w:uiPriority="66"/>
-    <w:lsdException w:name="Medium Grid 1 Accent 5" w:uiPriority="67"/>
-    <w:lsdException w:name="Medium Grid 2 Accent 5" w:uiPriority="68"/>
-    <w:lsdException w:name="Medium Grid 3 Accent 5" w:uiPriority="69"/>
-    <w:lsdException w:name="Dark List Accent 5" w:uiPriority="70"/>
-    <w:lsdException w:name="Colorful Shading Accent 5" w:uiPriority="71"/>
-    <w:lsdException w:name="Colorful List Accent 5" w:uiPriority="72"/>
-    <w:lsdException w:name="Colorful Grid Accent 5" w:uiPriority="73"/>
-    <w:lsdException w:name="Light Shading Accent 6" w:uiPriority="60"/>
-    <w:lsdException w:name="Light List Accent 6" w:uiPriority="61"/>
-    <w:lsdException w:name="Light Grid Accent 6" w:uiPriority="62"/>
-    <w:lsdException w:name="Medium Shading 1 Accent 6" w:uiPriority="63"/>
-    <w:lsdException w:name="Medium Shading 2 Accent 6" w:uiPriority="64"/>
-    <w:lsdException w:name="Medium List 1 Accent 6" w:uiPriority="65"/>
-    <w:lsdException w:name="Medium List 2 Accent 6" w:uiPriority="66"/>
-    <w:lsdException w:name="Medium Grid 1 Accent 6" w:uiPriority="67"/>
-    <w:lsdException w:name="Medium Grid 2 Accent 6" w:uiPriority="68"/>
-    <w:lsdException w:name="Medium Grid 3 Accent 6" w:uiPriority="69"/>
-    <w:lsdException w:name="Dark List Accent 6" w:uiPriority="70"/>
-    <w:lsdException w:name="Colorful Shading Accent 6" w:uiPriority="71"/>
-    <w:lsdException w:name="Colorful List Accent 6" w:uiPriority="72"/>
-    <w:lsdException w:name="Colorful Grid Accent 6" w:uiPriority="73"/>
-    <w:lsdException w:name="Subtle Emphasis" w:uiPriority="19" w:qFormat="1"/>
-    <w:lsdException w:name="Intense Emphasis" w:uiPriority="21" w:qFormat="1"/>
-    <w:lsdException w:name="Subtle Reference" w:uiPriority="31" w:qFormat="1"/>
-    <w:lsdException w:name="Intense Reference" w:uiPriority="32" w:qFormat="1"/>
-    <w:lsdException w:name="Book Title" w:uiPriority="33" w:qFormat="1"/>
-    <w:lsdException w:name="Bibliography" w:semiHidden="1" w:uiPriority="37" w:unhideWhenUsed="1"/>
-    <w:lsdException w:name="TOC Heading" w:semiHidden="1" w:uiPriority="39" w:unhideWhenUsed="1" w:qFormat="1"/>
+    <w:lsdException w:name="Plain Table 1" w:uiPriority="41"/>
+    <w:lsdException w:name="Plain Table 2" w:uiPriority="42"/>
+    <w:lsdException w:name="Plain Table 3" w:uiPriority="43"/>
+    <w:lsdException w:name="Plain Table 4" w:uiPriority="44"/>
+    <w:lsdException w:name="Plain Table 5" w:uiPriority="45"/>
+    <w:lsdException w:name="Grid Table Light" w:uiPriority="40"/>
+    <w:lsdException w:name="Grid Table 1 Light" w:uiPriority="46"/>
+    <w:lsdException w:name="Grid Table 2" w:uiPriority="47"/>
+    <w:lsdException w:name="Grid Table 3" w:uiPriority="48"/>
+    <w:lsdException w:name="Grid Table 4" w:uiPriority="49"/>
+    <w:lsdException w:name="Grid Table 5 Dark" w:uiPriority="50"/>
+    <w:lsdException w:name="Grid Table 6 Colorful" w:uiPriority="51"/>
+    <w:lsdException w:name="Grid Table 7 Colorful" w:uiPriority="52"/>
+    <w:lsdException w:name="Grid Table 1 Light Accent 1" w:uiPriority="46"/>
+    <w:lsdException w:name="Grid Table 2 Accent 1" w:uiPriority="47"/>
+    <w:lsdException w:name="Grid Table 3 Accent 1" w:uiPriority="48"/>
+    <w:lsdException w:name="Grid Table 4 Accent 1" w:uiPriority="49"/>
+    <w:lsdException w:name="Grid Table 5 Dark Accent 1" w:uiPriority="50"/>
+    <w:lsdException w:name="Grid Table 6 Colorful Accent 1" w:uiPriority="51"/>
+    <w:lsdException w:name="Grid Table 7 Colorful Accent 1" w:uiPriority="52"/>
+    <w:lsdException w:name="Grid Table 1 Light Accent 2" w:uiPriority="46"/>
+    <w:lsdException w:name="Grid Table 2 Accent 2" w:uiPriority="47"/>
+    <w:lsdException w:name="Grid Table 3 Accent 2" w:uiPriority="48"/>
+    <w:lsdException w:name="Grid Table 4 Accent 2" w:uiPriority="49"/>
+    <w:lsdException w:name="Grid Table 5 Dark Accent 2" w:uiPriority="50"/>
+    <w:lsdException w:name="Grid Table 6 Colorful Accent 2" w:uiPriority="51"/>
+    <w:lsdException w:name="Grid Table 7 Colorful Accent 2" w:uiPriority="52"/>
+    <w:lsdException w:name="Grid Table 1 Light Accent 3" w:uiPriority="46"/>
+    <w:lsdException w:name="Grid Table 2 Accent 3" w:uiPriority="47"/>
+    <w:lsdException w:name="Grid Table 3 Accent 3" w:uiPriority="48"/>
+    <w:lsdException w:name="Grid Table 4 Accent 3" w:uiPriority="49"/>
+    <w:lsdException w:name="Grid Table 5 Dark Accent 3" w:uiPriority="50"/>
+    <w:lsdException w:name="Grid Table 6 Colorful Accent 3" w:uiPriority="51"/>
+    <w:lsdException w:name="Grid Table 7 Colorful Accent 3" w:uiPriority="52"/>
+    <w:lsdException w:name="Grid Table 1 Light Accent 4" w:uiPriority="46"/>
+    <w:lsdException w:name="Grid Table 2 Accent 4" w:uiPriority="47"/>
+    <w:lsdException w:name="Grid Table 3 Accent 4" w:uiPriority="48"/>
+    <w:lsdException w:name="Grid Table 4 Accent 4" w:uiPriority="49"/>
+    <w:lsdException w:name="Grid Table 5 Dark Accent 4" w:uiPriority="50"/>
+    <w:lsdException w:name="Grid Table 6 Colorful Accent 4" w:uiPriority="51"/>
+    <w:lsdException w:name="Grid Table 7 Colorful Accent 4" w:uiPriority="52"/>
+    <w:lsdException w:name="Grid Table 1 Light Accent 5" w:uiPriority="46"/>
+    <w:lsdException w:name="Grid Table 2 Accent 5" w:uiPriority="47"/>
+    <w:lsdException w:name="Grid Table 3 Accent 5" w:uiPriority="48"/>
+    <w:lsdException w:name="Grid Table 4 Accent 5" w:uiPriority="49"/>
+    <w:lsdException w:name="Grid Table 5 Dark Accent 5" w:uiPriority="50"/>
+    <w:lsdException w:name="Grid Table 6 Colorful Accent 5" w:uiPriority="51"/>
+    <w:lsdException w:name="Grid Table 7 Colorful Accent 5" w:uiPriority="52"/>
+    <w:lsdException w:name="Grid Table 1 Light Accent 6" w:uiPriority="46"/>
+    <w:lsdException w:name="Grid Table 2 Accent 6" w:uiPriority="47"/>
+    <w:lsdException w:name="Grid Table 3 Accent 6" w:uiPriority="48"/>
+    <w:lsdException w:name="Grid Table 4 Accent 6" w:uiPriority="49"/>
+    <w:lsdException w:name="Grid Table 5 Dark Accent 6" w:uiPriority="50"/>
+    <w:lsdException w:name="Grid Table 6 Colorful Accent 6" w:uiPriority="51"/>
+    <w:lsdException w:name="Grid Table 7 Colorful Accent 6" w:uiPriority="52"/>
+    <w:lsdException w:name="List Table 1 Light" w:uiPriority="46"/>
+    <w:lsdException w:name="List Table 2" w:uiPriority="47"/>
+    <w:lsdException w:name="List Table 3" w:uiPriority="48"/>
+    <w:lsdException w:name="List Table 4" w:uiPriority="49"/>
+    <w:lsdException w:name="List Table 5 Dark" w:uiPriority="50"/>
+    <w:lsdException w:name="List Table 6 Colorful" w:uiPriority="51"/>
+    <w:lsdException w:name="List Table 7 Colorful" w:uiPriority="52"/>
+    <w:lsdException w:name="List Table 1 Light Accent 1" w:uiPriority="46"/>
+    <w:lsdException w:name="List Table 2 Accent 1" w:uiPriority="47"/>
+    <w:lsdException w:name="List Table 3 Accent 1" w:uiPriority="48"/>
+    <w:lsdException w:name="List Table 4 Accent 1" w:uiPriority="49"/>
+    <w:lsdException w:name="List Table 5 Dark Accent 1" w:uiPriority="50"/>
+    <w:lsdException w:name="List Table 6 Colorful Accent 1" w:uiPriority="51"/>
+    <w:lsdException w:name="List Table 7 Colorful Accent 1" w:uiPriority="52"/>
+    <w:lsdException w:name="List Table 1 Light Accent 2" w:uiPriority="46"/>
+    <w:lsdException w:name="List Table 2 Accent 2" w:uiPriority="47"/>
+    <w:lsdException w:name="List Table 3 Accent 2" w:uiPriority="48"/>
+    <w:lsdException w:name="List Table 4 Accent 2" w:uiPriority="49"/>
+    <w:lsdException w:name="List Table 5 Dark Accent 2" w:uiPriority="50"/>
+    <w:lsdException w:name="List Table 6 Colorful Accent 2" w:uiPriority="51"/>
+    <w:lsdException w:name="List Table 7 Colorful Accent 2" w:uiPriority="52"/>
+    <w:lsdException w:name="List Table 1 Light Accent 3" w:uiPriority="46"/>
+    <w:lsdException w:name="List Table 2 Accent 3" w:uiPriority="47"/>
+    <w:lsdException w:name="List Table 3 Accent 3" w:uiPriority="48"/>
+    <w:lsdException w:name="List Table 4 Accent 3" w:uiPriority="49"/>
+    <w:lsdException w:name="List Table 5 Dark Accent 3" w:uiPriority="50"/>
+    <w:lsdException w:name="List Table 6 Colorful Accent 3" w:uiPriority="51"/>
+    <w:lsdException w:name="List Table 7 Colorful Accent 3" w:uiPriority="52"/>
+    <w:lsdException w:name="List Table 1 Light Accent 4" w:uiPriority="46"/>
+    <w:lsdException w:name="List Table 2 Accent 4" w:uiPriority="47"/>
+    <w:lsdException w:name="List Table 3 Accent 4" w:uiPriority="48"/>
+    <w:lsdException w:name="List Table 4 Accent 4" w:uiPriority="49"/>
+    <w:lsdException w:name="List Table 5 Dark Accent 4" w:uiPriority="50"/>
+    <w:lsdException w:name="List Table 6 Colorful Accent 4" w:uiPriority="51"/>
+    <w:lsdException w:name="List Table 7 Colorful Accent 4" w:uiPriority="52"/>
+    <w:lsdException w:name="List Table 1 Light Accent 5" w:uiPriority="46"/>
+    <w:lsdException w:name="List Table 2 Accent 5" w:uiPriority="47"/>
+    <w:lsdException w:name="List Table 3 Accent 5" w:uiPriority="48"/>
+    <w:lsdException w:name="List Table 4 Accent 5" w:uiPriority="49"/>
+    <w:lsdException w:name="List Table 5 Dark Accent 5" w:uiPriority="50"/>
+    <w:lsdException w:name="List Table 6 Colorful Accent 5" w:uiPriority="51"/>
+    <w:lsdException w:name="List Table 7 Colorful Accent 5" w:uiPriority="52"/>
+    <w:lsdException w:name="List Table 1 Light Accent 6" w:uiPriority="46"/>
+    <w:lsdException w:name="List Table 2 Accent 6" w:uiPriority="47"/>
+    <w:lsdException w:name="List Table 3 Accent 6" w:uiPriority="48"/>
+    <w:lsdException w:name="List Table 4 Accent 6" w:uiPriority="49"/>
+    <w:lsdException w:name="List Table 5 Dark Accent 6" w:uiPriority="50"/>
+    <w:lsdException w:name="List Table 6 Colorful Accent 6" w:uiPriority="51"/>
+    <w:lsdException w:name="List Table 7 Colorful Accent 6" w:uiPriority="52"/>
+    <w:lsdException w:name="Mention" w:semiHidden="1" w:uiPriority="99" w:unhideWhenUsed="1"/>
+    <w:lsdException w:name="Smart Hyperlink" w:semiHidden="1" w:uiPriority="99" w:unhideWhenUsed="1"/>
+    <w:lsdException w:name="Hashtag" w:semiHidden="1" w:uiPriority="99" w:unhideWhenUsed="1"/>
+    <w:lsdException w:name="Unresolved Mention" w:semiHidden="1" w:uiPriority="99" w:unhideWhenUsed="1"/>
+    <w:lsdException w:name="Smart Link" w:semiHidden="1" w:uiPriority="99" w:unhideWhenUsed="1"/>
   </w:latentStyles>
   <w:style w:type="paragraph" w:default="1" w:styleId="Normal">
     <w:name w:val="Normal"/>
